--- a/src/main/resources/templates/MINUTA_HIPOTECA_TEMPLATE.docx
+++ b/src/main/resources/templates/MINUTA_HIPOTECA_TEMPLATE.docx
@@ -116,7 +116,151 @@
           <w:sz w:val="20"/>
           <w:szCs w:val="20"/>
         </w:rPr>
-        <w:t>los cónyuges - el señor - la señora {{nombre_conyuge_1}}, cédula de ciudadanía No. {{cedula_conyuge_1}}, y la señora {{nombre_conyuge_2}}, con cédula de ciudadanía No. {{cedula_conyuge_2}}, de profesión {{profesion_conyuge_1}} y {{profesion_conyuge_2}} por sus propios y personales derechos - y por los que representan de la sociedad conyugal por ellos formada, domiciliados en el cantón {{canton_domicilio}</w:t>
+        <w:t>los cónyuges</w:t>
+      </w:r>
+      <w:r>
+        <w:rPr>
+          <w:rFonts w:asciiTheme="minorHAnsi" w:hAnsiTheme="minorHAnsi"/>
+          <w:sz w:val="20"/>
+          <w:szCs w:val="20"/>
+        </w:rPr>
+        <w:t xml:space="preserve"> </w:t>
+      </w:r>
+      <w:r>
+        <w:rPr>
+          <w:rFonts w:asciiTheme="minorHAnsi" w:hAnsiTheme="minorHAnsi"/>
+          <w:sz w:val="20"/>
+          <w:szCs w:val="20"/>
+        </w:rPr>
+        <w:t>el</w:t>
+      </w:r>
+      <w:r>
+        <w:rPr>
+          <w:rFonts w:asciiTheme="minorHAnsi" w:hAnsiTheme="minorHAnsi"/>
+          <w:sz w:val="20"/>
+          <w:szCs w:val="20"/>
+        </w:rPr>
+        <w:t>/la</w:t>
+      </w:r>
+      <w:r>
+        <w:rPr>
+          <w:rFonts w:asciiTheme="minorHAnsi" w:hAnsiTheme="minorHAnsi"/>
+          <w:sz w:val="20"/>
+          <w:szCs w:val="20"/>
+        </w:rPr>
+        <w:t xml:space="preserve"> señor</w:t>
+      </w:r>
+      <w:r>
+        <w:rPr>
+          <w:rFonts w:asciiTheme="minorHAnsi" w:hAnsiTheme="minorHAnsi"/>
+          <w:sz w:val="20"/>
+          <w:szCs w:val="20"/>
+        </w:rPr>
+        <w:t>(</w:t>
+      </w:r>
+      <w:r>
+        <w:rPr>
+          <w:rFonts w:asciiTheme="minorHAnsi" w:hAnsiTheme="minorHAnsi"/>
+          <w:sz w:val="20"/>
+          <w:szCs w:val="20"/>
+        </w:rPr>
+        <w:t>a</w:t>
+      </w:r>
+      <w:r>
+        <w:rPr>
+          <w:rFonts w:asciiTheme="minorHAnsi" w:hAnsiTheme="minorHAnsi"/>
+          <w:sz w:val="20"/>
+          <w:szCs w:val="20"/>
+        </w:rPr>
+        <w:t>)</w:t>
+      </w:r>
+      <w:r>
+        <w:rPr>
+          <w:rFonts w:asciiTheme="minorHAnsi" w:hAnsiTheme="minorHAnsi"/>
+          <w:sz w:val="20"/>
+          <w:szCs w:val="20"/>
+        </w:rPr>
+        <w:t xml:space="preserve"> {{nombre_conyuge_1}}, cédula de ciudadanía No. {{cedula_conyuge_1}}, y </w:t>
+      </w:r>
+      <w:r>
+        <w:rPr>
+          <w:rFonts w:asciiTheme="minorHAnsi" w:hAnsiTheme="minorHAnsi"/>
+          <w:sz w:val="20"/>
+          <w:szCs w:val="20"/>
+        </w:rPr>
+        <w:t>el/</w:t>
+      </w:r>
+      <w:r>
+        <w:rPr>
+          <w:rFonts w:asciiTheme="minorHAnsi" w:hAnsiTheme="minorHAnsi"/>
+          <w:sz w:val="20"/>
+          <w:szCs w:val="20"/>
+        </w:rPr>
+        <w:t>la señor</w:t>
+      </w:r>
+      <w:r>
+        <w:rPr>
+          <w:rFonts w:asciiTheme="minorHAnsi" w:hAnsiTheme="minorHAnsi"/>
+          <w:sz w:val="20"/>
+          <w:szCs w:val="20"/>
+        </w:rPr>
+        <w:t>(</w:t>
+      </w:r>
+      <w:r>
+        <w:rPr>
+          <w:rFonts w:asciiTheme="minorHAnsi" w:hAnsiTheme="minorHAnsi"/>
+          <w:sz w:val="20"/>
+          <w:szCs w:val="20"/>
+        </w:rPr>
+        <w:t>a</w:t>
+      </w:r>
+      <w:r>
+        <w:rPr>
+          <w:rFonts w:asciiTheme="minorHAnsi" w:hAnsiTheme="minorHAnsi"/>
+          <w:sz w:val="20"/>
+          <w:szCs w:val="20"/>
+        </w:rPr>
+        <w:t>)</w:t>
+      </w:r>
+      <w:r>
+        <w:rPr>
+          <w:rFonts w:asciiTheme="minorHAnsi" w:hAnsiTheme="minorHAnsi"/>
+          <w:sz w:val="20"/>
+          <w:szCs w:val="20"/>
+        </w:rPr>
+        <w:t xml:space="preserve"> {{nombre_conyuge_2}}, con cédula de ciudadanía No. {{cedula_conyuge_2}}, de profesión {{profesion_conyuge_1}} y {{profesion_conyuge_2}}</w:t>
+      </w:r>
+      <w:r>
+        <w:rPr>
+          <w:rFonts w:asciiTheme="minorHAnsi" w:hAnsiTheme="minorHAnsi"/>
+          <w:sz w:val="20"/>
+          <w:szCs w:val="20"/>
+        </w:rPr>
+        <w:t xml:space="preserve"> respectivamente,</w:t>
+      </w:r>
+      <w:r>
+        <w:rPr>
+          <w:rFonts w:asciiTheme="minorHAnsi" w:hAnsiTheme="minorHAnsi"/>
+          <w:sz w:val="20"/>
+          <w:szCs w:val="20"/>
+        </w:rPr>
+        <w:t xml:space="preserve"> por sus propios y personales derechos</w:t>
+      </w:r>
+      <w:r>
+        <w:rPr>
+          <w:rFonts w:asciiTheme="minorHAnsi" w:hAnsiTheme="minorHAnsi"/>
+          <w:sz w:val="20"/>
+          <w:szCs w:val="20"/>
+        </w:rPr>
+        <w:t>/</w:t>
+      </w:r>
+      <w:r>
+        <w:rPr>
+          <w:rFonts w:asciiTheme="minorHAnsi" w:hAnsiTheme="minorHAnsi"/>
+          <w:sz w:val="20"/>
+          <w:szCs w:val="20"/>
+        </w:rPr>
+        <w:t>y por los que representan de la sociedad conyugal por ellos formada, domiciliados en el cantón {{canton_domicilio}</w:t>
       </w:r>
       <w:r>
         <w:rPr>
@@ -336,7 +480,23 @@
           <w:sz w:val="20"/>
           <w:szCs w:val="20"/>
         </w:rPr>
-        <w:t xml:space="preserve"> en su calidad de afiliada al IESS ha solicitado al BIESS el otorgamiento de diferentes tipos de créditos u operaciones que implican obligaciones económicas a favor de EL BANCO, por concepto de cualquier tipo de créditos de los permitidos otorgar al BIESS en la normativa legal vigente, siendo facultad privativa del BIESS el otorgar o negar el o los créditos solicitados por la parte deudora.</w:t>
+        <w:t xml:space="preserve"> en su calidad de afiliad</w:t>
+      </w:r>
+      <w:r>
+        <w:rPr>
+          <w:rFonts w:asciiTheme="minorHAnsi" w:eastAsia="Calibri" w:hAnsiTheme="minorHAnsi" w:cs="Calibri"/>
+          <w:sz w:val="20"/>
+          <w:szCs w:val="20"/>
+        </w:rPr>
+        <w:t>o(a)</w:t>
+      </w:r>
+      <w:r>
+        <w:rPr>
+          <w:rFonts w:asciiTheme="minorHAnsi" w:eastAsia="Calibri" w:hAnsiTheme="minorHAnsi" w:cs="Calibri"/>
+          <w:sz w:val="20"/>
+          <w:szCs w:val="20"/>
+        </w:rPr>
+        <w:t xml:space="preserve"> al IESS ha solicitado al BIESS el otorgamiento de diferentes tipos de créditos u operaciones que implican obligaciones económicas a favor de EL BANCO, por concepto de cualquier tipo de créditos de los permitidos otorgar al BIESS en la normativa legal vigente, siendo facultad privativa del BIESS el otorgar o negar el o los créditos solicitados por la parte deudora.</w:t>
       </w:r>
     </w:p>
     <w:p>
@@ -497,33 +657,48 @@
           <w:szCs w:val="20"/>
         </w:rPr>
       </w:pPr>
-      <w:r>
+    </w:p>
+    <w:p>
+      <w:pPr>
         <w:rPr>
           <w:rFonts w:asciiTheme="minorHAnsi" w:hAnsiTheme="minorHAnsi"/>
           <w:sz w:val="20"/>
           <w:szCs w:val="20"/>
         </w:rPr>
+      </w:pPr>
+      <w:r>
+        <w:rPr>
+          <w:rFonts w:asciiTheme="minorHAnsi" w:hAnsiTheme="minorHAnsi"/>
+          <w:sz w:val="20"/>
+          <w:szCs w:val="20"/>
+        </w:rPr>
         <w:t>LINDEROS GENERALES:</w:t>
       </w:r>
     </w:p>
     <w:p>
       <w:pPr>
-        <w:spacing w:after="200"/>
-        <w:jc w:val="both"/>
-        <w:rPr>
-          <w:rFonts w:asciiTheme="minorHAnsi" w:eastAsia="Calibri" w:hAnsiTheme="minorHAnsi" w:cs="Calibri"/>
-          <w:sz w:val="20"/>
-          <w:szCs w:val="20"/>
-        </w:rPr>
-      </w:pPr>
-      <w:r>
-        <w:rPr>
-          <w:rFonts w:asciiTheme="minorHAnsi" w:eastAsia="Calibri" w:hAnsiTheme="minorHAnsi" w:cs="Calibri"/>
-          <w:b/>
-          <w:bCs/>
-          <w:sz w:val="20"/>
-          <w:szCs w:val="20"/>
-        </w:rPr>
+        <w:pStyle w:val="Prrafodelista"/>
+        <w:numPr>
+          <w:ilvl w:val="0"/>
+          <w:numId w:val="2"/>
+        </w:numPr>
+        <w:spacing w:after="200"/>
+        <w:jc w:val="both"/>
+        <w:rPr>
+          <w:rFonts w:asciiTheme="minorHAnsi" w:eastAsia="Calibri" w:hAnsiTheme="minorHAnsi" w:cs="Calibri"/>
+          <w:sz w:val="20"/>
+          <w:szCs w:val="20"/>
+        </w:rPr>
+      </w:pPr>
+      <w:r>
+        <w:rPr>
+          <w:rFonts w:asciiTheme="minorHAnsi" w:eastAsia="Calibri" w:hAnsiTheme="minorHAnsi" w:cs="Calibri"/>
+          <w:b/>
+          <w:bCs/>
+          <w:sz w:val="20"/>
+          <w:szCs w:val="20"/>
+        </w:rPr>
+        <w:lastRenderedPageBreak/>
         <w:t>Norte:</w:t>
       </w:r>
       <w:r>
@@ -547,23 +722,27 @@
     </w:p>
     <w:p>
       <w:pPr>
-        <w:spacing w:after="200"/>
-        <w:jc w:val="both"/>
-        <w:rPr>
-          <w:rFonts w:asciiTheme="minorHAnsi" w:eastAsia="Calibri" w:hAnsiTheme="minorHAnsi" w:cs="Calibri"/>
-          <w:sz w:val="20"/>
-          <w:szCs w:val="20"/>
-        </w:rPr>
-      </w:pPr>
-      <w:r>
-        <w:rPr>
-          <w:rFonts w:asciiTheme="minorHAnsi" w:eastAsia="Calibri" w:hAnsiTheme="minorHAnsi" w:cs="Calibri"/>
-          <w:b/>
-          <w:bCs/>
-          <w:sz w:val="20"/>
-          <w:szCs w:val="20"/>
-        </w:rPr>
-        <w:lastRenderedPageBreak/>
+        <w:pStyle w:val="Prrafodelista"/>
+        <w:numPr>
+          <w:ilvl w:val="0"/>
+          <w:numId w:val="2"/>
+        </w:numPr>
+        <w:spacing w:after="200"/>
+        <w:jc w:val="both"/>
+        <w:rPr>
+          <w:rFonts w:asciiTheme="minorHAnsi" w:eastAsia="Calibri" w:hAnsiTheme="minorHAnsi" w:cs="Calibri"/>
+          <w:sz w:val="20"/>
+          <w:szCs w:val="20"/>
+        </w:rPr>
+      </w:pPr>
+      <w:r>
+        <w:rPr>
+          <w:rFonts w:asciiTheme="minorHAnsi" w:eastAsia="Calibri" w:hAnsiTheme="minorHAnsi" w:cs="Calibri"/>
+          <w:b/>
+          <w:bCs/>
+          <w:sz w:val="20"/>
+          <w:szCs w:val="20"/>
+        </w:rPr>
         <w:t>Sur:</w:t>
       </w:r>
       <w:r>
@@ -587,6 +766,11 @@
     </w:p>
     <w:p>
       <w:pPr>
+        <w:pStyle w:val="Prrafodelista"/>
+        <w:numPr>
+          <w:ilvl w:val="0"/>
+          <w:numId w:val="2"/>
+        </w:numPr>
         <w:spacing w:after="200"/>
         <w:jc w:val="both"/>
         <w:rPr>
@@ -628,6 +812,11 @@
     </w:p>
     <w:p>
       <w:pPr>
+        <w:pStyle w:val="Prrafodelista"/>
+        <w:numPr>
+          <w:ilvl w:val="0"/>
+          <w:numId w:val="2"/>
+        </w:numPr>
         <w:spacing w:after="200"/>
         <w:jc w:val="both"/>
         <w:rPr>
@@ -1687,15 +1876,7 @@
           <w:sz w:val="20"/>
           <w:szCs w:val="20"/>
         </w:rPr>
-        <w:t>En caso de que</w:t>
-      </w:r>
-      <w:r>
-        <w:rPr>
-          <w:rFonts w:asciiTheme="minorHAnsi" w:eastAsia="Calibri" w:hAnsiTheme="minorHAnsi" w:cs="Calibri"/>
-          <w:sz w:val="20"/>
-          <w:szCs w:val="20"/>
-        </w:rPr>
-        <w:t xml:space="preserve"> la Parte Deudora destine el préstamo hipotecario otorgado por el BIESS otro fin distinto al declarado en la solicitud de crédito aprobada y en la cláusula de Antecedentes de este contrato de mutuo.</w:t>
+        <w:t>En caso de que la Parte Deudora destine el préstamo hipotecario otorgado por el BIESS otro fin distinto al declarado en la solicitud de crédito aprobada y en la cláusula de Antecedentes de este contrato de mutuo.</w:t>
       </w:r>
     </w:p>
     <w:p>
@@ -1719,15 +1900,7 @@
           <w:sz w:val="20"/>
           <w:szCs w:val="20"/>
         </w:rPr>
-        <w:t>En caso de que</w:t>
-      </w:r>
-      <w:r>
-        <w:rPr>
-          <w:rFonts w:asciiTheme="minorHAnsi" w:eastAsia="Calibri" w:hAnsiTheme="minorHAnsi" w:cs="Calibri"/>
-          <w:sz w:val="20"/>
-          <w:szCs w:val="20"/>
-        </w:rPr>
-        <w:t xml:space="preserve"> la Parte Deudora desaparezca, destruya, derroque o merme el bien inmueble hipotecado.</w:t>
+        <w:t>En caso de que la Parte Deudora desaparezca, destruya, derroque o merme el bien inmueble hipotecado.</w:t>
       </w:r>
     </w:p>
     <w:p>
@@ -2785,8 +2958,124 @@
       </w:rPr>
     </w:lvl>
   </w:abstractNum>
+  <w:abstractNum w:abstractNumId="1" w15:restartNumberingAfterBreak="0">
+    <w:nsid w:val="543C4740"/>
+    <w:multiLevelType w:val="hybridMultilevel"/>
+    <w:tmpl w:val="4F5867E2"/>
+    <w:lvl w:ilvl="0" w:tplc="300A0001">
+      <w:start w:val="1"/>
+      <w:numFmt w:val="bullet"/>
+      <w:lvlText w:val=""/>
+      <w:lvlJc w:val="left"/>
+      <w:pPr>
+        <w:ind w:left="720" w:hanging="360"/>
+      </w:pPr>
+      <w:rPr>
+        <w:rFonts w:ascii="Symbol" w:hAnsi="Symbol" w:hint="default"/>
+      </w:rPr>
+    </w:lvl>
+    <w:lvl w:ilvl="1" w:tplc="300A0003" w:tentative="1">
+      <w:start w:val="1"/>
+      <w:numFmt w:val="bullet"/>
+      <w:lvlText w:val="o"/>
+      <w:lvlJc w:val="left"/>
+      <w:pPr>
+        <w:ind w:left="1440" w:hanging="360"/>
+      </w:pPr>
+      <w:rPr>
+        <w:rFonts w:ascii="Courier New" w:hAnsi="Courier New" w:cs="Courier New" w:hint="default"/>
+      </w:rPr>
+    </w:lvl>
+    <w:lvl w:ilvl="2" w:tplc="300A0005" w:tentative="1">
+      <w:start w:val="1"/>
+      <w:numFmt w:val="bullet"/>
+      <w:lvlText w:val=""/>
+      <w:lvlJc w:val="left"/>
+      <w:pPr>
+        <w:ind w:left="2160" w:hanging="360"/>
+      </w:pPr>
+      <w:rPr>
+        <w:rFonts w:ascii="Wingdings" w:hAnsi="Wingdings" w:hint="default"/>
+      </w:rPr>
+    </w:lvl>
+    <w:lvl w:ilvl="3" w:tplc="300A0001" w:tentative="1">
+      <w:start w:val="1"/>
+      <w:numFmt w:val="bullet"/>
+      <w:lvlText w:val=""/>
+      <w:lvlJc w:val="left"/>
+      <w:pPr>
+        <w:ind w:left="2880" w:hanging="360"/>
+      </w:pPr>
+      <w:rPr>
+        <w:rFonts w:ascii="Symbol" w:hAnsi="Symbol" w:hint="default"/>
+      </w:rPr>
+    </w:lvl>
+    <w:lvl w:ilvl="4" w:tplc="300A0003" w:tentative="1">
+      <w:start w:val="1"/>
+      <w:numFmt w:val="bullet"/>
+      <w:lvlText w:val="o"/>
+      <w:lvlJc w:val="left"/>
+      <w:pPr>
+        <w:ind w:left="3600" w:hanging="360"/>
+      </w:pPr>
+      <w:rPr>
+        <w:rFonts w:ascii="Courier New" w:hAnsi="Courier New" w:cs="Courier New" w:hint="default"/>
+      </w:rPr>
+    </w:lvl>
+    <w:lvl w:ilvl="5" w:tplc="300A0005" w:tentative="1">
+      <w:start w:val="1"/>
+      <w:numFmt w:val="bullet"/>
+      <w:lvlText w:val=""/>
+      <w:lvlJc w:val="left"/>
+      <w:pPr>
+        <w:ind w:left="4320" w:hanging="360"/>
+      </w:pPr>
+      <w:rPr>
+        <w:rFonts w:ascii="Wingdings" w:hAnsi="Wingdings" w:hint="default"/>
+      </w:rPr>
+    </w:lvl>
+    <w:lvl w:ilvl="6" w:tplc="300A0001" w:tentative="1">
+      <w:start w:val="1"/>
+      <w:numFmt w:val="bullet"/>
+      <w:lvlText w:val=""/>
+      <w:lvlJc w:val="left"/>
+      <w:pPr>
+        <w:ind w:left="5040" w:hanging="360"/>
+      </w:pPr>
+      <w:rPr>
+        <w:rFonts w:ascii="Symbol" w:hAnsi="Symbol" w:hint="default"/>
+      </w:rPr>
+    </w:lvl>
+    <w:lvl w:ilvl="7" w:tplc="300A0003" w:tentative="1">
+      <w:start w:val="1"/>
+      <w:numFmt w:val="bullet"/>
+      <w:lvlText w:val="o"/>
+      <w:lvlJc w:val="left"/>
+      <w:pPr>
+        <w:ind w:left="5760" w:hanging="360"/>
+      </w:pPr>
+      <w:rPr>
+        <w:rFonts w:ascii="Courier New" w:hAnsi="Courier New" w:cs="Courier New" w:hint="default"/>
+      </w:rPr>
+    </w:lvl>
+    <w:lvl w:ilvl="8" w:tplc="300A0005" w:tentative="1">
+      <w:start w:val="1"/>
+      <w:numFmt w:val="bullet"/>
+      <w:lvlText w:val=""/>
+      <w:lvlJc w:val="left"/>
+      <w:pPr>
+        <w:ind w:left="6480" w:hanging="360"/>
+      </w:pPr>
+      <w:rPr>
+        <w:rFonts w:ascii="Wingdings" w:hAnsi="Wingdings" w:hint="default"/>
+      </w:rPr>
+    </w:lvl>
+  </w:abstractNum>
   <w:num w:numId="1" w16cid:durableId="1091195148">
     <w:abstractNumId w:val="0"/>
+  </w:num>
+  <w:num w:numId="2" w16cid:durableId="346521009">
+    <w:abstractNumId w:val="1"/>
   </w:num>
 </w:numbering>
 </file>
@@ -3386,6 +3675,17 @@
       <w:szCs w:val="30"/>
     </w:rPr>
   </w:style>
+  <w:style w:type="paragraph" w:styleId="Prrafodelista">
+    <w:name w:val="List Paragraph"/>
+    <w:basedOn w:val="Normal"/>
+    <w:uiPriority w:val="34"/>
+    <w:qFormat/>
+    <w:rsid w:val="00EC3E1E"/>
+    <w:pPr>
+      <w:ind w:left="720"/>
+      <w:contextualSpacing/>
+    </w:pPr>
+  </w:style>
 </w:styles>
 </file>
 
